--- a/đánh giá nhóm xử lý ảnh N4.docx
+++ b/đánh giá nhóm xử lý ảnh N4.docx
@@ -7,6 +7,8 @@
         <w:jc w:val="center"/>
         <w:rPr>
           <w:rFonts w:ascii="Times New Roman" w:hAnsi="Times New Roman" w:cs="Times New Roman"/>
+          <w:b/>
+          <w:bCs/>
           <w:sz w:val="26"/>
           <w:szCs w:val="26"/>
         </w:rPr>
@@ -14,6 +16,8 @@
       <w:r>
         <w:rPr>
           <w:rFonts w:ascii="Times New Roman" w:hAnsi="Times New Roman" w:cs="Times New Roman"/>
+          <w:b/>
+          <w:bCs/>
           <w:sz w:val="26"/>
           <w:szCs w:val="26"/>
         </w:rPr>
@@ -25,6 +29,8 @@
         <w:jc w:val="center"/>
         <w:rPr>
           <w:rFonts w:ascii="Times New Roman" w:hAnsi="Times New Roman" w:cs="Times New Roman"/>
+          <w:b/>
+          <w:bCs/>
           <w:sz w:val="26"/>
           <w:szCs w:val="26"/>
         </w:rPr>
@@ -32,6 +38,8 @@
       <w:r>
         <w:rPr>
           <w:rFonts w:ascii="Times New Roman" w:hAnsi="Times New Roman" w:cs="Times New Roman"/>
+          <w:b/>
+          <w:bCs/>
           <w:sz w:val="26"/>
           <w:szCs w:val="26"/>
         </w:rPr>
@@ -40,6 +48,8 @@
       <w:r>
         <w:rPr>
           <w:rFonts w:ascii="Times New Roman" w:hAnsi="Times New Roman" w:cs="Times New Roman"/>
+          <w:b/>
+          <w:bCs/>
           <w:sz w:val="26"/>
           <w:szCs w:val="26"/>
         </w:rPr>
@@ -48,6 +58,8 @@
       <w:r>
         <w:rPr>
           <w:rFonts w:ascii="Times New Roman" w:hAnsi="Times New Roman" w:cs="Times New Roman"/>
+          <w:b/>
+          <w:bCs/>
           <w:sz w:val="26"/>
           <w:szCs w:val="26"/>
         </w:rPr>
@@ -56,6 +68,8 @@
       <w:r>
         <w:rPr>
           <w:rFonts w:ascii="Times New Roman" w:hAnsi="Times New Roman" w:cs="Times New Roman"/>
+          <w:b/>
+          <w:bCs/>
           <w:sz w:val="26"/>
           <w:szCs w:val="26"/>
         </w:rPr>
@@ -64,6 +78,8 @@
       <w:r>
         <w:rPr>
           <w:rFonts w:ascii="Times New Roman" w:hAnsi="Times New Roman" w:cs="Times New Roman"/>
+          <w:b/>
+          <w:bCs/>
           <w:sz w:val="26"/>
           <w:szCs w:val="26"/>
         </w:rPr>
@@ -72,6 +88,8 @@
       <w:r>
         <w:rPr>
           <w:rFonts w:ascii="Times New Roman" w:hAnsi="Times New Roman" w:cs="Times New Roman"/>
+          <w:b/>
+          <w:bCs/>
           <w:sz w:val="26"/>
           <w:szCs w:val="26"/>
         </w:rPr>
@@ -83,6 +101,8 @@
         <w:jc w:val="center"/>
         <w:rPr>
           <w:rFonts w:ascii="Times New Roman" w:hAnsi="Times New Roman" w:cs="Times New Roman"/>
+          <w:b/>
+          <w:bCs/>
           <w:sz w:val="26"/>
           <w:szCs w:val="26"/>
         </w:rPr>
@@ -90,6 +110,8 @@
       <w:r>
         <w:rPr>
           <w:rFonts w:ascii="Times New Roman" w:hAnsi="Times New Roman" w:cs="Times New Roman"/>
+          <w:b/>
+          <w:bCs/>
           <w:sz w:val="26"/>
           <w:szCs w:val="26"/>
         </w:rPr>
@@ -98,6 +120,8 @@
       <w:r>
         <w:rPr>
           <w:rFonts w:ascii="Times New Roman" w:hAnsi="Times New Roman" w:cs="Times New Roman"/>
+          <w:b/>
+          <w:bCs/>
           <w:sz w:val="26"/>
           <w:szCs w:val="26"/>
         </w:rPr>
@@ -235,15 +259,7 @@
                 <w:sz w:val="26"/>
                 <w:szCs w:val="26"/>
               </w:rPr>
-              <w:t xml:space="preserve">1. </w:t>
-            </w:r>
-            <w:r>
-              <w:rPr>
-                <w:rFonts w:ascii="Times New Roman" w:hAnsi="Times New Roman" w:cs="Times New Roman"/>
-                <w:sz w:val="26"/>
-                <w:szCs w:val="26"/>
-              </w:rPr>
-              <w:t>Lê Quang Nguyên</w:t>
+              <w:t>1. Lê Quang Nguyên</w:t>
             </w:r>
           </w:p>
         </w:tc>
@@ -335,15 +351,7 @@
                 <w:sz w:val="26"/>
                 <w:szCs w:val="26"/>
               </w:rPr>
-              <w:t xml:space="preserve">2. </w:t>
-            </w:r>
-            <w:r>
-              <w:rPr>
-                <w:rFonts w:ascii="Times New Roman" w:hAnsi="Times New Roman" w:cs="Times New Roman"/>
-                <w:sz w:val="26"/>
-                <w:szCs w:val="26"/>
-              </w:rPr>
-              <w:t>Ao Trường Giang</w:t>
+              <w:t>2. Ao Trường Giang</w:t>
             </w:r>
           </w:p>
         </w:tc>
@@ -435,15 +443,7 @@
                 <w:sz w:val="26"/>
                 <w:szCs w:val="26"/>
               </w:rPr>
-              <w:t xml:space="preserve">3. </w:t>
-            </w:r>
-            <w:r>
-              <w:rPr>
-                <w:rFonts w:ascii="Times New Roman" w:hAnsi="Times New Roman" w:cs="Times New Roman"/>
-                <w:sz w:val="26"/>
-                <w:szCs w:val="26"/>
-              </w:rPr>
-              <w:t>Trần Phạm Minh Đức</w:t>
+              <w:t>3. Trần Phạm Minh Đức</w:t>
             </w:r>
           </w:p>
         </w:tc>
@@ -488,7 +488,43 @@
                 <w:sz w:val="24"/>
                 <w:szCs w:val="24"/>
               </w:rPr>
-              <w:t>Code hàm tạo GIF từ ảnh/video/ hộp thoại , báo cáo , powerpoint</w:t>
+              <w:t xml:space="preserve">Code hàm tạo GIF từ ảnh/video/ hộp </w:t>
+            </w:r>
+            <w:proofErr w:type="gramStart"/>
+            <w:r>
+              <w:rPr>
+                <w:rFonts w:ascii="Times New Roman" w:hAnsi="Times New Roman" w:cs="Times New Roman"/>
+                <w:sz w:val="24"/>
+                <w:szCs w:val="24"/>
+              </w:rPr>
+              <w:t>thoại ,</w:t>
+            </w:r>
+            <w:proofErr w:type="gramEnd"/>
+            <w:r>
+              <w:rPr>
+                <w:rFonts w:ascii="Times New Roman" w:hAnsi="Times New Roman" w:cs="Times New Roman"/>
+                <w:sz w:val="24"/>
+                <w:szCs w:val="24"/>
+              </w:rPr>
+              <w:t xml:space="preserve"> báo </w:t>
+            </w:r>
+            <w:proofErr w:type="gramStart"/>
+            <w:r>
+              <w:rPr>
+                <w:rFonts w:ascii="Times New Roman" w:hAnsi="Times New Roman" w:cs="Times New Roman"/>
+                <w:sz w:val="24"/>
+                <w:szCs w:val="24"/>
+              </w:rPr>
+              <w:t>cáo ,</w:t>
+            </w:r>
+            <w:proofErr w:type="gramEnd"/>
+            <w:r>
+              <w:rPr>
+                <w:rFonts w:ascii="Times New Roman" w:hAnsi="Times New Roman" w:cs="Times New Roman"/>
+                <w:sz w:val="24"/>
+                <w:szCs w:val="24"/>
+              </w:rPr>
+              <w:t xml:space="preserve"> powerpoint</w:t>
             </w:r>
           </w:p>
         </w:tc>
@@ -534,15 +570,7 @@
                 <w:sz w:val="26"/>
                 <w:szCs w:val="26"/>
               </w:rPr>
-              <w:t xml:space="preserve">4. </w:t>
-            </w:r>
-            <w:r>
-              <w:rPr>
-                <w:rFonts w:ascii="Times New Roman" w:hAnsi="Times New Roman" w:cs="Times New Roman"/>
-                <w:sz w:val="26"/>
-                <w:szCs w:val="26"/>
-              </w:rPr>
-              <w:t>Hoàng Quốc Cường</w:t>
+              <w:t>4. Hoàng Quốc Cường</w:t>
             </w:r>
           </w:p>
         </w:tc>
